--- a/backend/tests/mock_resumes/prof_priya_sharma_non_eligible.docx
+++ b/backend/tests/mock_resumes/prof_priya_sharma_non_eligible.docx
@@ -15,7 +15,7 @@
         <w:pStyle w:val="Heading1"/>
       </w:pPr>
       <w:r>
-        <w:t>Personal Details</w:t>
+        <w:t>Contact Details</w:t>
       </w:r>
     </w:p>
     <w:p>
@@ -30,7 +30,7 @@
     </w:p>
     <w:p>
       <w:r>
-        <w:t>Address: Hyderabad, India</w:t>
+        <w:t>Address: Gachibowli, Hyderabad, Telangana, India</w:t>
       </w:r>
     </w:p>
     <w:p>
@@ -53,7 +53,7 @@
     </w:p>
     <w:p>
       <w:r>
-        <w:t>Bachelor of Technology (B.Tech.) in Information Technology — Completed in 2017 from JNTU</w:t>
+        <w:t>Bachelor of Technology (B.Tech.) in Information Technology — Completed in 2017 from JNTU Hyderabad</w:t>
       </w:r>
     </w:p>
     <w:p>
@@ -61,12 +61,30 @@
         <w:pStyle w:val="Heading1"/>
       </w:pPr>
       <w:r>
-        <w:t>Work Experience</w:t>
+        <w:t>Professional Experience</w:t>
       </w:r>
     </w:p>
     <w:p>
       <w:r>
-        <w:t>Assistant Professor at Anurag Group of Institutions (2019 - Present)</w:t>
+        <w:t>Assistant Professor, Department of IT, Anurag Group of Institutions (2019 - Present)</w:t>
+      </w:r>
+    </w:p>
+    <w:p>
+      <w:r>
+        <w:t>Teaching Assistant, Computer Science Division, IIIT Hyderabad (2020 - 2023)</w:t>
+      </w:r>
+    </w:p>
+    <w:p>
+      <w:pPr>
+        <w:pStyle w:val="Heading1"/>
+      </w:pPr>
+      <w:r>
+        <w:t>Key Publications &amp; Patents</w:t>
+      </w:r>
+    </w:p>
+    <w:p>
+      <w:r>
+        <w:t>Sharma, P. 'Anomaly Detection in Distributed IoT Graph Systems.' Springer Lecture Notes, 2022.</w:t>
       </w:r>
     </w:p>
     <w:sectPr>
